--- a/inbox/AI Prompt Anti Blur.docx
+++ b/inbox/AI Prompt Anti Blur.docx
@@ -601,6 +601,345 @@
         <w:t xml:space="preserve">•</w:t>
         <w:tab/>
         <w:t xml:space="preserve">no long explanation</w:t>
+      </w:r>
+    </w:p>
+    <w:p>
+      <w:pPr>
+        <w:rPr/>
+      </w:pPr>
+      <w:r>
+        <w:rPr>
+          <w:rtl w:val="0"/>
+        </w:rPr>
+      </w:r>
+    </w:p>
+    <w:p>
+      <w:pPr>
+        <w:rPr/>
+      </w:pPr>
+      <w:r>
+        <w:rPr>
+          <w:rtl w:val="0"/>
+        </w:rPr>
+      </w:r>
+    </w:p>
+    <w:p>
+      <w:pPr>
+        <w:rPr/>
+      </w:pPr>
+      <w:r>
+        <w:rPr>
+          <w:rtl w:val="0"/>
+        </w:rPr>
+        <w:t xml:space="preserve">If the image remains blurry:</w:t>
+      </w:r>
+    </w:p>
+    <w:p>
+      <w:pPr>
+        <w:spacing w:after="240" w:before="240" w:lineRule="auto"/>
+        <w:rPr/>
+      </w:pPr>
+      <w:r>
+        <w:rPr>
+          <w:rtl w:val="0"/>
+        </w:rPr>
+        <w:t xml:space="preserve">That result means the app is </w:t>
+      </w:r>
+      <w:r>
+        <w:rPr>
+          <w:b w:val="1"/>
+          <w:bCs w:val="1"/>
+          <w:rtl w:val="0"/>
+        </w:rPr>
+        <w:t xml:space="preserve">not doing a real edit</w:t>
+      </w:r>
+      <w:r>
+        <w:rPr>
+          <w:rtl w:val="0"/>
+        </w:rPr>
+        <w:t xml:space="preserve">. It is likely sending your old image into a weak img2img flow or regenerating the whole scene, so the image gets blurred and the bird is not reliably added.</w:t>
+      </w:r>
+    </w:p>
+    <w:p>
+      <w:pPr>
+        <w:spacing w:after="240" w:before="240" w:lineRule="auto"/>
+        <w:rPr/>
+      </w:pPr>
+      <w:r>
+        <w:rPr>
+          <w:rtl w:val="0"/>
+        </w:rPr>
+        <w:t xml:space="preserve">Fix the “add object” edit flow. It is blurring/regenerating the whole image instead of adding the requested object.</w:t>
+      </w:r>
+    </w:p>
+    <w:p>
+      <w:pPr>
+        <w:spacing w:after="240" w:before="240" w:lineRule="auto"/>
+        <w:rPr/>
+      </w:pPr>
+      <w:r>
+        <w:rPr>
+          <w:rtl w:val="0"/>
+        </w:rPr>
+        <w:t xml:space="preserve">Do not rebuild the app.</w:t>
+      </w:r>
+    </w:p>
+    <w:p>
+      <w:pPr>
+        <w:spacing w:after="240" w:before="240" w:lineRule="auto"/>
+        <w:rPr/>
+      </w:pPr>
+      <w:r>
+        <w:rPr>
+          <w:rtl w:val="0"/>
+        </w:rPr>
+        <w:t xml:space="preserve">Problem:</w:t>
+        <w:br w:type="textWrapping"/>
+        <w:t xml:space="preserve"> When I type “add a bird,” the output becomes blurry and does not properly add the bird.</w:t>
+      </w:r>
+    </w:p>
+    <w:p>
+      <w:pPr>
+        <w:spacing w:after="240" w:before="240" w:lineRule="auto"/>
+        <w:rPr/>
+      </w:pPr>
+      <w:r>
+        <w:rPr>
+          <w:rtl w:val="0"/>
+        </w:rPr>
+        <w:t xml:space="preserve">Required behavior:</w:t>
+      </w:r>
+    </w:p>
+    <w:p>
+      <w:pPr>
+        <w:numPr>
+          <w:ilvl w:val="0"/>
+          <w:numId w:val="1"/>
+        </w:numPr>
+        <w:spacing w:after="0" w:afterAutospacing="0" w:before="240" w:lineRule="auto"/>
+        <w:ind w:left="720" w:hanging="360"/>
+      </w:pPr>
+      <w:r>
+        <w:rPr>
+          <w:rtl w:val="0"/>
+        </w:rPr>
+        <w:t xml:space="preserve">Treat “add a bird/add dog/add person/add object” as an ADD_OBJECT edit, not a new generation.</w:t>
+      </w:r>
+    </w:p>
+    <w:p>
+      <w:pPr>
+        <w:numPr>
+          <w:ilvl w:val="0"/>
+          <w:numId w:val="1"/>
+        </w:numPr>
+        <w:spacing w:after="0" w:afterAutospacing="0" w:before="0" w:beforeAutospacing="0" w:lineRule="auto"/>
+        <w:ind w:left="720" w:hanging="360"/>
+      </w:pPr>
+      <w:r>
+        <w:rPr>
+          <w:rtl w:val="0"/>
+        </w:rPr>
+        <w:t xml:space="preserve">Use the current image as sourceImage.</w:t>
+      </w:r>
+    </w:p>
+    <w:p>
+      <w:pPr>
+        <w:numPr>
+          <w:ilvl w:val="0"/>
+          <w:numId w:val="1"/>
+        </w:numPr>
+        <w:spacing w:after="0" w:afterAutospacing="0" w:before="0" w:beforeAutospacing="0" w:lineRule="auto"/>
+        <w:ind w:left="720" w:hanging="360"/>
+      </w:pPr>
+      <w:r>
+        <w:rPr>
+          <w:rtl w:val="0"/>
+        </w:rPr>
+        <w:t xml:space="preserve">Preserve the original image unchanged.</w:t>
+      </w:r>
+    </w:p>
+    <w:p>
+      <w:pPr>
+        <w:numPr>
+          <w:ilvl w:val="0"/>
+          <w:numId w:val="1"/>
+        </w:numPr>
+        <w:spacing w:after="0" w:afterAutospacing="0" w:before="0" w:beforeAutospacing="0" w:lineRule="auto"/>
+        <w:ind w:left="720" w:hanging="360"/>
+      </w:pPr>
+      <w:r>
+        <w:rPr>
+          <w:rtl w:val="0"/>
+        </w:rPr>
+        <w:t xml:space="preserve">Do not apply full-image blur, remix, or low-quality img2img.</w:t>
+      </w:r>
+    </w:p>
+    <w:p>
+      <w:pPr>
+        <w:numPr>
+          <w:ilvl w:val="0"/>
+          <w:numId w:val="1"/>
+        </w:numPr>
+        <w:spacing w:after="0" w:afterAutospacing="0" w:before="0" w:beforeAutospacing="0" w:lineRule="auto"/>
+        <w:ind w:left="720" w:hanging="360"/>
+      </w:pPr>
+      <w:r>
+        <w:rPr>
+          <w:rtl w:val="0"/>
+        </w:rPr>
+        <w:t xml:space="preserve">If no mask is provided, ask the user to tap/select where the object should go OR place it in a safe default area.</w:t>
+      </w:r>
+    </w:p>
+    <w:p>
+      <w:pPr>
+        <w:numPr>
+          <w:ilvl w:val="0"/>
+          <w:numId w:val="1"/>
+        </w:numPr>
+        <w:spacing w:after="0" w:afterAutospacing="0" w:before="0" w:beforeAutospacing="0" w:lineRule="auto"/>
+        <w:ind w:left="720" w:hanging="360"/>
+      </w:pPr>
+      <w:r>
+        <w:rPr>
+          <w:rtl w:val="0"/>
+        </w:rPr>
+        <w:t xml:space="preserve">Build an edit prompt:</w:t>
+        <w:br w:type="textWrapping"/>
+        <w:t xml:space="preserve"> “Add [object] to the selected area. Preserve the original image, person, background, lighting, camera angle, and style. Do not blur or regenerate the whole image.”</w:t>
+      </w:r>
+    </w:p>
+    <w:p>
+      <w:pPr>
+        <w:numPr>
+          <w:ilvl w:val="0"/>
+          <w:numId w:val="1"/>
+        </w:numPr>
+        <w:spacing w:after="0" w:afterAutospacing="0" w:before="0" w:beforeAutospacing="0" w:lineRule="auto"/>
+        <w:ind w:left="720" w:hanging="360"/>
+      </w:pPr>
+      <w:r>
+        <w:rPr>
+          <w:rtl w:val="0"/>
+        </w:rPr>
+        <w:t xml:space="preserve">Use inpainting/mask edit provider first.</w:t>
+      </w:r>
+    </w:p>
+    <w:p>
+      <w:pPr>
+        <w:numPr>
+          <w:ilvl w:val="0"/>
+          <w:numId w:val="1"/>
+        </w:numPr>
+        <w:spacing w:after="0" w:afterAutospacing="0" w:before="0" w:beforeAutospacing="0" w:lineRule="auto"/>
+        <w:ind w:left="720" w:hanging="360"/>
+      </w:pPr>
+      <w:r>
+        <w:rPr>
+          <w:rtl w:val="0"/>
+        </w:rPr>
+        <w:t xml:space="preserve">If no provider supports inpainting, do not pretend success. Return “Manual mask needed” or export prompt.</w:t>
+      </w:r>
+    </w:p>
+    <w:p>
+      <w:pPr>
+        <w:numPr>
+          <w:ilvl w:val="0"/>
+          <w:numId w:val="1"/>
+        </w:numPr>
+        <w:spacing w:after="240" w:before="0" w:beforeAutospacing="0" w:lineRule="auto"/>
+        <w:ind w:left="720" w:hanging="360"/>
+      </w:pPr>
+      <w:r>
+        <w:rPr>
+          <w:rtl w:val="0"/>
+        </w:rPr>
+        <w:t xml:space="preserve">Add a quality check: reject output if the whole image becomes blurry.</w:t>
+      </w:r>
+    </w:p>
+    <w:p>
+      <w:pPr>
+        <w:spacing w:after="240" w:before="240" w:lineRule="auto"/>
+        <w:rPr/>
+      </w:pPr>
+      <w:r>
+        <w:rPr>
+          <w:rtl w:val="0"/>
+        </w:rPr>
+        <w:t xml:space="preserve">Output only:</w:t>
+      </w:r>
+    </w:p>
+    <w:p>
+      <w:pPr>
+        <w:numPr>
+          <w:ilvl w:val="0"/>
+          <w:numId w:val="2"/>
+        </w:numPr>
+        <w:spacing w:after="0" w:afterAutospacing="0" w:before="240" w:lineRule="auto"/>
+        <w:ind w:left="720" w:hanging="360"/>
+      </w:pPr>
+      <w:r>
+        <w:rPr>
+          <w:rtl w:val="0"/>
+        </w:rPr>
+        <w:t xml:space="preserve">file changed</w:t>
+      </w:r>
+    </w:p>
+    <w:p>
+      <w:pPr>
+        <w:numPr>
+          <w:ilvl w:val="0"/>
+          <w:numId w:val="2"/>
+        </w:numPr>
+        <w:spacing w:after="0" w:afterAutospacing="0" w:before="0" w:beforeAutospacing="0" w:lineRule="auto"/>
+        <w:ind w:left="720" w:hanging="360"/>
+      </w:pPr>
+      <w:r>
+        <w:rPr>
+          <w:rtl w:val="0"/>
+        </w:rPr>
+        <w:t xml:space="preserve">function changed</w:t>
+      </w:r>
+    </w:p>
+    <w:p>
+      <w:pPr>
+        <w:numPr>
+          <w:ilvl w:val="0"/>
+          <w:numId w:val="2"/>
+        </w:numPr>
+        <w:spacing w:after="0" w:afterAutospacing="0" w:before="0" w:beforeAutospacing="0" w:lineRule="auto"/>
+        <w:ind w:left="720" w:hanging="360"/>
+      </w:pPr>
+      <w:r>
+        <w:rPr>
+          <w:rtl w:val="0"/>
+        </w:rPr>
+        <w:t xml:space="preserve">minimal patch</w:t>
+      </w:r>
+    </w:p>
+    <w:p>
+      <w:pPr>
+        <w:numPr>
+          <w:ilvl w:val="0"/>
+          <w:numId w:val="2"/>
+        </w:numPr>
+        <w:spacing w:after="240" w:before="0" w:beforeAutospacing="0" w:lineRule="auto"/>
+        <w:ind w:left="720" w:hanging="360"/>
+      </w:pPr>
+      <w:r>
+        <w:rPr>
+          <w:rtl w:val="0"/>
+        </w:rPr>
+        <w:t xml:space="preserve">how to test</w:t>
+      </w:r>
+    </w:p>
+    <w:p>
+      <w:pPr>
+        <w:rPr/>
+      </w:pPr>
+      <w:r>
+        <w:rPr>
+          <w:rtl w:val="0"/>
+        </w:rPr>
       </w:r>
     </w:p>
     <w:sectPr>
@@ -613,7 +952,234 @@
 </file>
 
 <file path=word/numbering.xml><?xml version="1.0" encoding="utf-8"?>
-<w:numbering xmlns:mc="http://schemas.openxmlformats.org/markup-compatibility/2006" xmlns:o="urn:schemas-microsoft-com:office:office" xmlns:r="http://schemas.openxmlformats.org/officeDocument/2006/relationships" xmlns:m="http://schemas.openxmlformats.org/officeDocument/2006/math" xmlns:v="urn:schemas-microsoft-com:vml" xmlns:wp="http://schemas.openxmlformats.org/drawingml/2006/wordprocessingDrawing" xmlns:w10="urn:schemas-microsoft-com:office:word" xmlns:w="http://schemas.openxmlformats.org/wordprocessingml/2006/main" xmlns:wne="http://schemas.microsoft.com/office/word/2006/wordml" xmlns:sl="http://schemas.openxmlformats.org/schemaLibrary/2006/main" xmlns:a="http://schemas.openxmlformats.org/drawingml/2006/main" xmlns:pic="http://schemas.openxmlformats.org/drawingml/2006/picture" xmlns:c="http://schemas.openxmlformats.org/drawingml/2006/chart" xmlns:lc="http://schemas.openxmlformats.org/drawingml/2006/lockedCanvas" xmlns:dgm="http://schemas.openxmlformats.org/drawingml/2006/diagram" xmlns:wps="http://schemas.microsoft.com/office/word/2010/wordprocessingShape" xmlns:wpg="http://schemas.microsoft.com/office/word/2010/wordprocessingGroup" xmlns:w14="http://schemas.microsoft.com/office/word/2010/wordml" xmlns:w15="http://schemas.microsoft.com/office/word/2012/wordml" xmlns:w16="http://schemas.microsoft.com/office/word/2018/wordml" xmlns:w16cex="http://schemas.microsoft.com/office/word/2018/wordml/cex" xmlns:w16cid="http://schemas.microsoft.com/office/word/2016/wordml/cid" xmlns="http://schemas.microsoft.com/office/tasks/2019/documenttasks" xmlns:cr="http://schemas.microsoft.com/office/comments/2020/reactions"/>
+<w:numbering xmlns:mc="http://schemas.openxmlformats.org/markup-compatibility/2006" xmlns:o="urn:schemas-microsoft-com:office:office" xmlns:r="http://schemas.openxmlformats.org/officeDocument/2006/relationships" xmlns:m="http://schemas.openxmlformats.org/officeDocument/2006/math" xmlns:v="urn:schemas-microsoft-com:vml" xmlns:wp="http://schemas.openxmlformats.org/drawingml/2006/wordprocessingDrawing" xmlns:w10="urn:schemas-microsoft-com:office:word" xmlns:w="http://schemas.openxmlformats.org/wordprocessingml/2006/main" xmlns:wne="http://schemas.microsoft.com/office/word/2006/wordml" xmlns:sl="http://schemas.openxmlformats.org/schemaLibrary/2006/main" xmlns:a="http://schemas.openxmlformats.org/drawingml/2006/main" xmlns:pic="http://schemas.openxmlformats.org/drawingml/2006/picture" xmlns:c="http://schemas.openxmlformats.org/drawingml/2006/chart" xmlns:lc="http://schemas.openxmlformats.org/drawingml/2006/lockedCanvas" xmlns:dgm="http://schemas.openxmlformats.org/drawingml/2006/diagram" xmlns:wps="http://schemas.microsoft.com/office/word/2010/wordprocessingShape" xmlns:wpg="http://schemas.microsoft.com/office/word/2010/wordprocessingGroup" xmlns:w14="http://schemas.microsoft.com/office/word/2010/wordml" xmlns:w15="http://schemas.microsoft.com/office/word/2012/wordml" xmlns:w16="http://schemas.microsoft.com/office/word/2018/wordml" xmlns:w16cex="http://schemas.microsoft.com/office/word/2018/wordml/cex" xmlns:w16cid="http://schemas.microsoft.com/office/word/2016/wordml/cid" xmlns="http://schemas.microsoft.com/office/tasks/2019/documenttasks" xmlns:cr="http://schemas.microsoft.com/office/comments/2020/reactions">
+  <w:abstractNum w:abstractNumId="1">
+    <w:lvl w:ilvl="0">
+      <w:start w:val="1"/>
+      <w:numFmt w:val="decimal"/>
+      <w:lvlText w:val="%1."/>
+      <w:lvlJc w:val="left"/>
+      <w:pPr>
+        <w:ind w:left="720" w:hanging="360"/>
+      </w:pPr>
+      <w:rPr>
+        <w:u w:val="none"/>
+      </w:rPr>
+    </w:lvl>
+    <w:lvl w:ilvl="1">
+      <w:start w:val="1"/>
+      <w:numFmt w:val="lowerLetter"/>
+      <w:lvlText w:val="%2."/>
+      <w:lvlJc w:val="left"/>
+      <w:pPr>
+        <w:ind w:left="1440" w:hanging="360"/>
+      </w:pPr>
+      <w:rPr>
+        <w:u w:val="none"/>
+      </w:rPr>
+    </w:lvl>
+    <w:lvl w:ilvl="2">
+      <w:start w:val="1"/>
+      <w:numFmt w:val="lowerRoman"/>
+      <w:lvlText w:val="%3."/>
+      <w:lvlJc w:val="left"/>
+      <w:pPr>
+        <w:ind w:left="2160" w:hanging="360"/>
+      </w:pPr>
+      <w:rPr>
+        <w:u w:val="none"/>
+      </w:rPr>
+    </w:lvl>
+    <w:lvl w:ilvl="3">
+      <w:start w:val="1"/>
+      <w:numFmt w:val="decimal"/>
+      <w:lvlText w:val="%4."/>
+      <w:lvlJc w:val="left"/>
+      <w:pPr>
+        <w:ind w:left="2880" w:hanging="360"/>
+      </w:pPr>
+      <w:rPr>
+        <w:u w:val="none"/>
+      </w:rPr>
+    </w:lvl>
+    <w:lvl w:ilvl="4">
+      <w:start w:val="1"/>
+      <w:numFmt w:val="lowerLetter"/>
+      <w:lvlText w:val="%5."/>
+      <w:lvlJc w:val="left"/>
+      <w:pPr>
+        <w:ind w:left="3600" w:hanging="360"/>
+      </w:pPr>
+      <w:rPr>
+        <w:u w:val="none"/>
+      </w:rPr>
+    </w:lvl>
+    <w:lvl w:ilvl="5">
+      <w:start w:val="1"/>
+      <w:numFmt w:val="lowerRoman"/>
+      <w:lvlText w:val="%6."/>
+      <w:lvlJc w:val="left"/>
+      <w:pPr>
+        <w:ind w:left="4320" w:hanging="360"/>
+      </w:pPr>
+      <w:rPr>
+        <w:u w:val="none"/>
+      </w:rPr>
+    </w:lvl>
+    <w:lvl w:ilvl="6">
+      <w:start w:val="1"/>
+      <w:numFmt w:val="decimal"/>
+      <w:lvlText w:val="%7."/>
+      <w:lvlJc w:val="left"/>
+      <w:pPr>
+        <w:ind w:left="5040" w:hanging="360"/>
+      </w:pPr>
+      <w:rPr>
+        <w:u w:val="none"/>
+      </w:rPr>
+    </w:lvl>
+    <w:lvl w:ilvl="7">
+      <w:start w:val="1"/>
+      <w:numFmt w:val="lowerLetter"/>
+      <w:lvlText w:val="%8."/>
+      <w:lvlJc w:val="left"/>
+      <w:pPr>
+        <w:ind w:left="5760" w:hanging="360"/>
+      </w:pPr>
+      <w:rPr>
+        <w:u w:val="none"/>
+      </w:rPr>
+    </w:lvl>
+    <w:lvl w:ilvl="8">
+      <w:start w:val="1"/>
+      <w:numFmt w:val="lowerRoman"/>
+      <w:lvlText w:val="%9."/>
+      <w:lvlJc w:val="left"/>
+      <w:pPr>
+        <w:ind w:left="6480" w:hanging="360"/>
+      </w:pPr>
+      <w:rPr>
+        <w:u w:val="none"/>
+      </w:rPr>
+    </w:lvl>
+  </w:abstractNum>
+  <w:abstractNum w:abstractNumId="2">
+    <w:lvl w:ilvl="0">
+      <w:start w:val="1"/>
+      <w:numFmt w:val="bullet"/>
+      <w:lvlText w:val="●"/>
+      <w:lvlJc w:val="left"/>
+      <w:pPr>
+        <w:ind w:left="720" w:hanging="360"/>
+      </w:pPr>
+      <w:rPr>
+        <w:u w:val="none"/>
+      </w:rPr>
+    </w:lvl>
+    <w:lvl w:ilvl="1">
+      <w:start w:val="1"/>
+      <w:numFmt w:val="bullet"/>
+      <w:lvlText w:val="○"/>
+      <w:lvlJc w:val="left"/>
+      <w:pPr>
+        <w:ind w:left="1440" w:hanging="360"/>
+      </w:pPr>
+      <w:rPr>
+        <w:u w:val="none"/>
+      </w:rPr>
+    </w:lvl>
+    <w:lvl w:ilvl="2">
+      <w:start w:val="1"/>
+      <w:numFmt w:val="bullet"/>
+      <w:lvlText w:val="■"/>
+      <w:lvlJc w:val="left"/>
+      <w:pPr>
+        <w:ind w:left="2160" w:hanging="360"/>
+      </w:pPr>
+      <w:rPr>
+        <w:u w:val="none"/>
+      </w:rPr>
+    </w:lvl>
+    <w:lvl w:ilvl="3">
+      <w:start w:val="1"/>
+      <w:numFmt w:val="bullet"/>
+      <w:lvlText w:val="●"/>
+      <w:lvlJc w:val="left"/>
+      <w:pPr>
+        <w:ind w:left="2880" w:hanging="360"/>
+      </w:pPr>
+      <w:rPr>
+        <w:u w:val="none"/>
+      </w:rPr>
+    </w:lvl>
+    <w:lvl w:ilvl="4">
+      <w:start w:val="1"/>
+      <w:numFmt w:val="bullet"/>
+      <w:lvlText w:val="○"/>
+      <w:lvlJc w:val="left"/>
+      <w:pPr>
+        <w:ind w:left="3600" w:hanging="360"/>
+      </w:pPr>
+      <w:rPr>
+        <w:u w:val="none"/>
+      </w:rPr>
+    </w:lvl>
+    <w:lvl w:ilvl="5">
+      <w:start w:val="1"/>
+      <w:numFmt w:val="bullet"/>
+      <w:lvlText w:val="■"/>
+      <w:lvlJc w:val="left"/>
+      <w:pPr>
+        <w:ind w:left="4320" w:hanging="360"/>
+      </w:pPr>
+      <w:rPr>
+        <w:u w:val="none"/>
+      </w:rPr>
+    </w:lvl>
+    <w:lvl w:ilvl="6">
+      <w:start w:val="1"/>
+      <w:numFmt w:val="bullet"/>
+      <w:lvlText w:val="●"/>
+      <w:lvlJc w:val="left"/>
+      <w:pPr>
+        <w:ind w:left="5040" w:hanging="360"/>
+      </w:pPr>
+      <w:rPr>
+        <w:u w:val="none"/>
+      </w:rPr>
+    </w:lvl>
+    <w:lvl w:ilvl="7">
+      <w:start w:val="1"/>
+      <w:numFmt w:val="bullet"/>
+      <w:lvlText w:val="○"/>
+      <w:lvlJc w:val="left"/>
+      <w:pPr>
+        <w:ind w:left="5760" w:hanging="360"/>
+      </w:pPr>
+      <w:rPr>
+        <w:u w:val="none"/>
+      </w:rPr>
+    </w:lvl>
+    <w:lvl w:ilvl="8">
+      <w:start w:val="1"/>
+      <w:numFmt w:val="bullet"/>
+      <w:lvlText w:val="■"/>
+      <w:lvlJc w:val="left"/>
+      <w:pPr>
+        <w:ind w:left="6480" w:hanging="360"/>
+      </w:pPr>
+      <w:rPr>
+        <w:u w:val="none"/>
+      </w:rPr>
+    </w:lvl>
+  </w:abstractNum>
+  <w:num w:numId="1">
+    <w:abstractNumId w:val="1"/>
+  </w:num>
+  <w:num w:numId="2">
+    <w:abstractNumId w:val="2"/>
+  </w:num>
+</w:numbering>
 </file>
 
 <file path=word/styles.xml><?xml version="1.0" encoding="utf-8"?>
